--- a/docs/word/02-tz/02-funkcionalnye-trebovaniya-po-rolyam.docx
+++ b/docs/word/02-tz/02-funkcionalnye-trebovaniya-po-rolyam.docx
@@ -63,7 +63,7 @@
           </w:tcPr>
           <w:p>
             <w:r>
-              <w:t>0.1</w:t>
+              <w:t>0.6</w:t>
             </w:r>
           </w:p>
         </w:tc>
@@ -115,7 +115,7 @@
           </w:tcPr>
           <w:p>
             <w:r>
-              <w:t>27.10.2026</w:t>
+              <w:t>30.10.2026</w:t>
             </w:r>
           </w:p>
         </w:tc>
@@ -365,7 +365,7 @@
               <w:rPr>
                 <w:sz w:val="18"/>
               </w:rPr>
-              <w:t>0.1</w:t>
+              <w:t>0.2</w:t>
             </w:r>
           </w:p>
         </w:tc>
@@ -453,7 +453,7 @@
               <w:rPr>
                 <w:sz w:val="18"/>
               </w:rPr>
-              <w:t>27.10.2026</w:t>
+              <w:t>30.10.2026</w:t>
             </w:r>
           </w:p>
         </w:tc>
@@ -17508,6 +17508,2553 @@
         <w:t>Функция описана в пользовательской документации.</w:t>
       </w:r>
     </w:p>
+    <w:p>
+      <w:pPr>
+        <w:pStyle w:val="Heading2"/>
+      </w:pPr>
+      <w:r>
+        <w:t>11. Групповая модель и управление функционалом</w:t>
+      </w:r>
+    </w:p>
+    <w:p>
+      <w:pPr>
+        <w:pStyle w:val="Heading3"/>
+      </w:pPr>
+      <w:r>
+        <w:t>11.1. Группы и права</w:t>
+      </w:r>
+    </w:p>
+    <w:tbl>
+      <w:tblPr>
+        <w:tblStyle w:val="TableGrid"/>
+        <w:tblW w:type="auto" w:w="0"/>
+        <w:jc w:val="center"/>
+        <w:tblLook w:firstColumn="1" w:firstRow="1" w:lastColumn="0" w:lastRow="0" w:noHBand="0" w:noVBand="1" w:val="04A0"/>
+      </w:tblPr>
+      <w:tblGrid>
+        <w:gridCol w:w="2493"/>
+        <w:gridCol w:w="2493"/>
+        <w:gridCol w:w="2493"/>
+        <w:gridCol w:w="2493"/>
+      </w:tblGrid>
+      <w:tr>
+        <w:tc>
+          <w:tcPr>
+            <w:tcW w:type="dxa" w:w="2493"/>
+            <w:shd w:val="clear" w:color="auto" w:fill="E8EEF5"/>
+          </w:tcPr>
+          <w:p>
+            <w:pPr>
+              <w:spacing w:after="20"/>
+            </w:pPr>
+            <w:r>
+              <w:rPr>
+                <w:b/>
+                <w:sz w:val="18"/>
+              </w:rPr>
+            </w:r>
+            <w:r>
+              <w:rPr>
+                <w:b/>
+                <w:sz w:val="18"/>
+              </w:rPr>
+              <w:t>ID</w:t>
+            </w:r>
+          </w:p>
+        </w:tc>
+        <w:tc>
+          <w:tcPr>
+            <w:tcW w:type="dxa" w:w="2493"/>
+            <w:shd w:val="clear" w:color="auto" w:fill="E8EEF5"/>
+          </w:tcPr>
+          <w:p>
+            <w:pPr>
+              <w:spacing w:after="20"/>
+            </w:pPr>
+            <w:r>
+              <w:rPr>
+                <w:b/>
+                <w:sz w:val="18"/>
+              </w:rPr>
+            </w:r>
+            <w:r>
+              <w:rPr>
+                <w:b/>
+                <w:sz w:val="18"/>
+              </w:rPr>
+              <w:t>Требование</w:t>
+            </w:r>
+          </w:p>
+        </w:tc>
+        <w:tc>
+          <w:tcPr>
+            <w:tcW w:type="dxa" w:w="2493"/>
+            <w:shd w:val="clear" w:color="auto" w:fill="E8EEF5"/>
+          </w:tcPr>
+          <w:p>
+            <w:pPr>
+              <w:spacing w:after="20"/>
+            </w:pPr>
+            <w:r>
+              <w:rPr>
+                <w:b/>
+                <w:sz w:val="18"/>
+              </w:rPr>
+            </w:r>
+            <w:r>
+              <w:rPr>
+                <w:b/>
+                <w:sz w:val="18"/>
+              </w:rPr>
+              <w:t>Статус</w:t>
+            </w:r>
+          </w:p>
+        </w:tc>
+        <w:tc>
+          <w:tcPr>
+            <w:tcW w:type="dxa" w:w="2493"/>
+            <w:shd w:val="clear" w:color="auto" w:fill="E8EEF5"/>
+          </w:tcPr>
+          <w:p>
+            <w:pPr>
+              <w:spacing w:after="20"/>
+            </w:pPr>
+            <w:r>
+              <w:rPr>
+                <w:b/>
+                <w:sz w:val="18"/>
+              </w:rPr>
+            </w:r>
+            <w:r>
+              <w:rPr>
+                <w:b/>
+                <w:sz w:val="18"/>
+              </w:rPr>
+              <w:t>Приоритет</w:t>
+            </w:r>
+          </w:p>
+        </w:tc>
+      </w:tr>
+      <w:tr>
+        <w:tc>
+          <w:tcPr>
+            <w:tcW w:type="dxa" w:w="2493"/>
+          </w:tcPr>
+          <w:p>
+            <w:pPr>
+              <w:spacing w:after="20"/>
+            </w:pPr>
+            <w:r>
+              <w:rPr>
+                <w:sz w:val="18"/>
+              </w:rPr>
+            </w:r>
+            <w:r>
+              <w:rPr>
+                <w:sz w:val="18"/>
+              </w:rPr>
+              <w:t>GB-01</w:t>
+            </w:r>
+          </w:p>
+        </w:tc>
+        <w:tc>
+          <w:tcPr>
+            <w:tcW w:type="dxa" w:w="2493"/>
+          </w:tcPr>
+          <w:p>
+            <w:pPr>
+              <w:spacing w:after="20"/>
+            </w:pPr>
+            <w:r>
+              <w:rPr>
+                <w:sz w:val="18"/>
+              </w:rPr>
+            </w:r>
+            <w:r>
+              <w:rPr>
+                <w:sz w:val="18"/>
+              </w:rPr>
+              <w:t>Права назначаются только группам, не пользователям</w:t>
+            </w:r>
+          </w:p>
+        </w:tc>
+        <w:tc>
+          <w:tcPr>
+            <w:tcW w:type="dxa" w:w="2493"/>
+          </w:tcPr>
+          <w:p>
+            <w:pPr>
+              <w:spacing w:after="20"/>
+            </w:pPr>
+            <w:r>
+              <w:rPr>
+                <w:sz w:val="18"/>
+              </w:rPr>
+            </w:r>
+            <w:r>
+              <w:rPr>
+                <w:sz w:val="18"/>
+              </w:rPr>
+              <w:t>Новое</w:t>
+            </w:r>
+          </w:p>
+        </w:tc>
+        <w:tc>
+          <w:tcPr>
+            <w:tcW w:type="dxa" w:w="2493"/>
+          </w:tcPr>
+          <w:p>
+            <w:pPr>
+              <w:spacing w:after="20"/>
+            </w:pPr>
+            <w:r>
+              <w:rPr>
+                <w:sz w:val="18"/>
+              </w:rPr>
+            </w:r>
+            <w:r>
+              <w:rPr>
+                <w:sz w:val="18"/>
+              </w:rPr>
+              <w:t>P0</w:t>
+            </w:r>
+          </w:p>
+        </w:tc>
+      </w:tr>
+      <w:tr>
+        <w:tc>
+          <w:tcPr>
+            <w:tcW w:type="dxa" w:w="2493"/>
+          </w:tcPr>
+          <w:p>
+            <w:pPr>
+              <w:spacing w:after="20"/>
+            </w:pPr>
+            <w:r>
+              <w:rPr>
+                <w:sz w:val="18"/>
+              </w:rPr>
+            </w:r>
+            <w:r>
+              <w:rPr>
+                <w:sz w:val="18"/>
+              </w:rPr>
+              <w:t>GB-02</w:t>
+            </w:r>
+          </w:p>
+        </w:tc>
+        <w:tc>
+          <w:tcPr>
+            <w:tcW w:type="dxa" w:w="2493"/>
+          </w:tcPr>
+          <w:p>
+            <w:pPr>
+              <w:spacing w:after="20"/>
+            </w:pPr>
+            <w:r>
+              <w:rPr>
+                <w:sz w:val="18"/>
+              </w:rPr>
+            </w:r>
+            <w:r>
+              <w:rPr>
+                <w:sz w:val="18"/>
+              </w:rPr>
+              <w:t>Группы на уровнях страна/область/город/школа/класс</w:t>
+            </w:r>
+          </w:p>
+        </w:tc>
+        <w:tc>
+          <w:tcPr>
+            <w:tcW w:type="dxa" w:w="2493"/>
+          </w:tcPr>
+          <w:p>
+            <w:pPr>
+              <w:spacing w:after="20"/>
+            </w:pPr>
+            <w:r>
+              <w:rPr>
+                <w:sz w:val="18"/>
+              </w:rPr>
+            </w:r>
+            <w:r>
+              <w:rPr>
+                <w:sz w:val="18"/>
+              </w:rPr>
+              <w:t>Новое</w:t>
+            </w:r>
+          </w:p>
+        </w:tc>
+        <w:tc>
+          <w:tcPr>
+            <w:tcW w:type="dxa" w:w="2493"/>
+          </w:tcPr>
+          <w:p>
+            <w:pPr>
+              <w:spacing w:after="20"/>
+            </w:pPr>
+            <w:r>
+              <w:rPr>
+                <w:sz w:val="18"/>
+              </w:rPr>
+            </w:r>
+            <w:r>
+              <w:rPr>
+                <w:sz w:val="18"/>
+              </w:rPr>
+              <w:t>P0</w:t>
+            </w:r>
+          </w:p>
+        </w:tc>
+      </w:tr>
+      <w:tr>
+        <w:tc>
+          <w:tcPr>
+            <w:tcW w:type="dxa" w:w="2493"/>
+          </w:tcPr>
+          <w:p>
+            <w:pPr>
+              <w:spacing w:after="20"/>
+            </w:pPr>
+            <w:r>
+              <w:rPr>
+                <w:sz w:val="18"/>
+              </w:rPr>
+            </w:r>
+            <w:r>
+              <w:rPr>
+                <w:sz w:val="18"/>
+              </w:rPr>
+              <w:t>GB-03</w:t>
+            </w:r>
+          </w:p>
+        </w:tc>
+        <w:tc>
+          <w:tcPr>
+            <w:tcW w:type="dxa" w:w="2493"/>
+          </w:tcPr>
+          <w:p>
+            <w:pPr>
+              <w:spacing w:after="20"/>
+            </w:pPr>
+            <w:r>
+              <w:rPr>
+                <w:sz w:val="18"/>
+              </w:rPr>
+            </w:r>
+            <w:r>
+              <w:rPr>
+                <w:sz w:val="18"/>
+              </w:rPr>
+              <w:t>Категории: ученики, учителя, администрация, методисты, психологи, секретариат, родители</w:t>
+            </w:r>
+          </w:p>
+        </w:tc>
+        <w:tc>
+          <w:tcPr>
+            <w:tcW w:type="dxa" w:w="2493"/>
+          </w:tcPr>
+          <w:p>
+            <w:pPr>
+              <w:spacing w:after="20"/>
+            </w:pPr>
+            <w:r>
+              <w:rPr>
+                <w:sz w:val="18"/>
+              </w:rPr>
+            </w:r>
+            <w:r>
+              <w:rPr>
+                <w:sz w:val="18"/>
+              </w:rPr>
+              <w:t>Новое</w:t>
+            </w:r>
+          </w:p>
+        </w:tc>
+        <w:tc>
+          <w:tcPr>
+            <w:tcW w:type="dxa" w:w="2493"/>
+          </w:tcPr>
+          <w:p>
+            <w:pPr>
+              <w:spacing w:after="20"/>
+            </w:pPr>
+            <w:r>
+              <w:rPr>
+                <w:sz w:val="18"/>
+              </w:rPr>
+            </w:r>
+            <w:r>
+              <w:rPr>
+                <w:sz w:val="18"/>
+              </w:rPr>
+              <w:t>P0</w:t>
+            </w:r>
+          </w:p>
+        </w:tc>
+      </w:tr>
+      <w:tr>
+        <w:tc>
+          <w:tcPr>
+            <w:tcW w:type="dxa" w:w="2493"/>
+          </w:tcPr>
+          <w:p>
+            <w:pPr>
+              <w:spacing w:after="20"/>
+            </w:pPr>
+            <w:r>
+              <w:rPr>
+                <w:sz w:val="18"/>
+              </w:rPr>
+            </w:r>
+            <w:r>
+              <w:rPr>
+                <w:sz w:val="18"/>
+              </w:rPr>
+              <w:t>GB-04</w:t>
+            </w:r>
+          </w:p>
+        </w:tc>
+        <w:tc>
+          <w:tcPr>
+            <w:tcW w:type="dxa" w:w="2493"/>
+          </w:tcPr>
+          <w:p>
+            <w:pPr>
+              <w:spacing w:after="20"/>
+            </w:pPr>
+            <w:r>
+              <w:rPr>
+                <w:sz w:val="18"/>
+              </w:rPr>
+            </w:r>
+            <w:r>
+              <w:rPr>
+                <w:sz w:val="18"/>
+              </w:rPr>
+              <w:t>Наследование прав по иерархии и явному родителю</w:t>
+            </w:r>
+          </w:p>
+        </w:tc>
+        <w:tc>
+          <w:tcPr>
+            <w:tcW w:type="dxa" w:w="2493"/>
+          </w:tcPr>
+          <w:p>
+            <w:pPr>
+              <w:spacing w:after="20"/>
+            </w:pPr>
+            <w:r>
+              <w:rPr>
+                <w:sz w:val="18"/>
+              </w:rPr>
+            </w:r>
+            <w:r>
+              <w:rPr>
+                <w:sz w:val="18"/>
+              </w:rPr>
+              <w:t>Новое</w:t>
+            </w:r>
+          </w:p>
+        </w:tc>
+        <w:tc>
+          <w:tcPr>
+            <w:tcW w:type="dxa" w:w="2493"/>
+          </w:tcPr>
+          <w:p>
+            <w:pPr>
+              <w:spacing w:after="20"/>
+            </w:pPr>
+            <w:r>
+              <w:rPr>
+                <w:sz w:val="18"/>
+              </w:rPr>
+            </w:r>
+            <w:r>
+              <w:rPr>
+                <w:sz w:val="18"/>
+              </w:rPr>
+              <w:t>P0</w:t>
+            </w:r>
+          </w:p>
+        </w:tc>
+      </w:tr>
+      <w:tr>
+        <w:tc>
+          <w:tcPr>
+            <w:tcW w:type="dxa" w:w="2493"/>
+          </w:tcPr>
+          <w:p>
+            <w:pPr>
+              <w:spacing w:after="20"/>
+            </w:pPr>
+            <w:r>
+              <w:rPr>
+                <w:sz w:val="18"/>
+              </w:rPr>
+            </w:r>
+            <w:r>
+              <w:rPr>
+                <w:sz w:val="18"/>
+              </w:rPr>
+              <w:t>GB-05</w:t>
+            </w:r>
+          </w:p>
+        </w:tc>
+        <w:tc>
+          <w:tcPr>
+            <w:tcW w:type="dxa" w:w="2493"/>
+          </w:tcPr>
+          <w:p>
+            <w:pPr>
+              <w:spacing w:after="20"/>
+            </w:pPr>
+            <w:r>
+              <w:rPr>
+                <w:sz w:val="18"/>
+              </w:rPr>
+            </w:r>
+            <w:r>
+              <w:rPr>
+                <w:sz w:val="18"/>
+              </w:rPr>
+              <w:t>Конфликты: конкретная область побеждает, deny при равенстве</w:t>
+            </w:r>
+          </w:p>
+        </w:tc>
+        <w:tc>
+          <w:tcPr>
+            <w:tcW w:type="dxa" w:w="2493"/>
+          </w:tcPr>
+          <w:p>
+            <w:pPr>
+              <w:spacing w:after="20"/>
+            </w:pPr>
+            <w:r>
+              <w:rPr>
+                <w:sz w:val="18"/>
+              </w:rPr>
+            </w:r>
+            <w:r>
+              <w:rPr>
+                <w:sz w:val="18"/>
+              </w:rPr>
+              <w:t>Новое</w:t>
+            </w:r>
+          </w:p>
+        </w:tc>
+        <w:tc>
+          <w:tcPr>
+            <w:tcW w:type="dxa" w:w="2493"/>
+          </w:tcPr>
+          <w:p>
+            <w:pPr>
+              <w:spacing w:after="20"/>
+            </w:pPr>
+            <w:r>
+              <w:rPr>
+                <w:sz w:val="18"/>
+              </w:rPr>
+            </w:r>
+            <w:r>
+              <w:rPr>
+                <w:sz w:val="18"/>
+              </w:rPr>
+              <w:t>P0</w:t>
+            </w:r>
+          </w:p>
+        </w:tc>
+      </w:tr>
+      <w:tr>
+        <w:tc>
+          <w:tcPr>
+            <w:tcW w:type="dxa" w:w="2493"/>
+          </w:tcPr>
+          <w:p>
+            <w:pPr>
+              <w:spacing w:after="20"/>
+            </w:pPr>
+            <w:r>
+              <w:rPr>
+                <w:sz w:val="18"/>
+              </w:rPr>
+            </w:r>
+            <w:r>
+              <w:rPr>
+                <w:sz w:val="18"/>
+              </w:rPr>
+              <w:t>GB-06</w:t>
+            </w:r>
+          </w:p>
+        </w:tc>
+        <w:tc>
+          <w:tcPr>
+            <w:tcW w:type="dxa" w:w="2493"/>
+          </w:tcPr>
+          <w:p>
+            <w:pPr>
+              <w:spacing w:after="20"/>
+            </w:pPr>
+            <w:r>
+              <w:rPr>
+                <w:sz w:val="18"/>
+              </w:rPr>
+            </w:r>
+            <w:r>
+              <w:rPr>
+                <w:sz w:val="18"/>
+              </w:rPr>
+              <w:t>Перевод пользователя между группами меняет полномочия</w:t>
+            </w:r>
+          </w:p>
+        </w:tc>
+        <w:tc>
+          <w:tcPr>
+            <w:tcW w:type="dxa" w:w="2493"/>
+          </w:tcPr>
+          <w:p>
+            <w:pPr>
+              <w:spacing w:after="20"/>
+            </w:pPr>
+            <w:r>
+              <w:rPr>
+                <w:sz w:val="18"/>
+              </w:rPr>
+            </w:r>
+            <w:r>
+              <w:rPr>
+                <w:sz w:val="18"/>
+              </w:rPr>
+              <w:t>Новое</w:t>
+            </w:r>
+          </w:p>
+        </w:tc>
+        <w:tc>
+          <w:tcPr>
+            <w:tcW w:type="dxa" w:w="2493"/>
+          </w:tcPr>
+          <w:p>
+            <w:pPr>
+              <w:spacing w:after="20"/>
+            </w:pPr>
+            <w:r>
+              <w:rPr>
+                <w:sz w:val="18"/>
+              </w:rPr>
+            </w:r>
+            <w:r>
+              <w:rPr>
+                <w:sz w:val="18"/>
+              </w:rPr>
+              <w:t>P0</w:t>
+            </w:r>
+          </w:p>
+        </w:tc>
+      </w:tr>
+      <w:tr>
+        <w:tc>
+          <w:tcPr>
+            <w:tcW w:type="dxa" w:w="2493"/>
+          </w:tcPr>
+          <w:p>
+            <w:pPr>
+              <w:spacing w:after="20"/>
+            </w:pPr>
+            <w:r>
+              <w:rPr>
+                <w:sz w:val="18"/>
+              </w:rPr>
+            </w:r>
+            <w:r>
+              <w:rPr>
+                <w:sz w:val="18"/>
+              </w:rPr>
+              <w:t>GB-07</w:t>
+            </w:r>
+          </w:p>
+        </w:tc>
+        <w:tc>
+          <w:tcPr>
+            <w:tcW w:type="dxa" w:w="2493"/>
+          </w:tcPr>
+          <w:p>
+            <w:pPr>
+              <w:spacing w:after="20"/>
+            </w:pPr>
+            <w:r>
+              <w:rPr>
+                <w:sz w:val="18"/>
+              </w:rPr>
+            </w:r>
+            <w:r>
+              <w:rPr>
+                <w:sz w:val="18"/>
+              </w:rPr>
+              <w:t>Временные членства и права по сроку</w:t>
+            </w:r>
+          </w:p>
+        </w:tc>
+        <w:tc>
+          <w:tcPr>
+            <w:tcW w:type="dxa" w:w="2493"/>
+          </w:tcPr>
+          <w:p>
+            <w:pPr>
+              <w:spacing w:after="20"/>
+            </w:pPr>
+            <w:r>
+              <w:rPr>
+                <w:sz w:val="18"/>
+              </w:rPr>
+            </w:r>
+            <w:r>
+              <w:rPr>
+                <w:sz w:val="18"/>
+              </w:rPr>
+              <w:t>Новое</w:t>
+            </w:r>
+          </w:p>
+        </w:tc>
+        <w:tc>
+          <w:tcPr>
+            <w:tcW w:type="dxa" w:w="2493"/>
+          </w:tcPr>
+          <w:p>
+            <w:pPr>
+              <w:spacing w:after="20"/>
+            </w:pPr>
+            <w:r>
+              <w:rPr>
+                <w:sz w:val="18"/>
+              </w:rPr>
+            </w:r>
+            <w:r>
+              <w:rPr>
+                <w:sz w:val="18"/>
+              </w:rPr>
+              <w:t>P1</w:t>
+            </w:r>
+          </w:p>
+        </w:tc>
+      </w:tr>
+      <w:tr>
+        <w:tc>
+          <w:tcPr>
+            <w:tcW w:type="dxa" w:w="2493"/>
+          </w:tcPr>
+          <w:p>
+            <w:pPr>
+              <w:spacing w:after="20"/>
+            </w:pPr>
+            <w:r>
+              <w:rPr>
+                <w:sz w:val="18"/>
+              </w:rPr>
+            </w:r>
+            <w:r>
+              <w:rPr>
+                <w:sz w:val="18"/>
+              </w:rPr>
+              <w:t>GB-08</w:t>
+            </w:r>
+          </w:p>
+        </w:tc>
+        <w:tc>
+          <w:tcPr>
+            <w:tcW w:type="dxa" w:w="2493"/>
+          </w:tcPr>
+          <w:p>
+            <w:pPr>
+              <w:spacing w:after="20"/>
+            </w:pPr>
+            <w:r>
+              <w:rPr>
+                <w:sz w:val="18"/>
+              </w:rPr>
+            </w:r>
+            <w:r>
+              <w:rPr>
+                <w:sz w:val="18"/>
+              </w:rPr>
+              <w:t>Границы полномочий администратора по области</w:t>
+            </w:r>
+          </w:p>
+        </w:tc>
+        <w:tc>
+          <w:tcPr>
+            <w:tcW w:type="dxa" w:w="2493"/>
+          </w:tcPr>
+          <w:p>
+            <w:pPr>
+              <w:spacing w:after="20"/>
+            </w:pPr>
+            <w:r>
+              <w:rPr>
+                <w:sz w:val="18"/>
+              </w:rPr>
+            </w:r>
+            <w:r>
+              <w:rPr>
+                <w:sz w:val="18"/>
+              </w:rPr>
+              <w:t>Новое</w:t>
+            </w:r>
+          </w:p>
+        </w:tc>
+        <w:tc>
+          <w:tcPr>
+            <w:tcW w:type="dxa" w:w="2493"/>
+          </w:tcPr>
+          <w:p>
+            <w:pPr>
+              <w:spacing w:after="20"/>
+            </w:pPr>
+            <w:r>
+              <w:rPr>
+                <w:sz w:val="18"/>
+              </w:rPr>
+            </w:r>
+            <w:r>
+              <w:rPr>
+                <w:sz w:val="18"/>
+              </w:rPr>
+              <w:t>P0</w:t>
+            </w:r>
+          </w:p>
+        </w:tc>
+      </w:tr>
+      <w:tr>
+        <w:tc>
+          <w:tcPr>
+            <w:tcW w:type="dxa" w:w="2493"/>
+          </w:tcPr>
+          <w:p>
+            <w:pPr>
+              <w:spacing w:after="20"/>
+            </w:pPr>
+            <w:r>
+              <w:rPr>
+                <w:sz w:val="18"/>
+              </w:rPr>
+            </w:r>
+            <w:r>
+              <w:rPr>
+                <w:sz w:val="18"/>
+              </w:rPr>
+              <w:t>GB-09</w:t>
+            </w:r>
+          </w:p>
+        </w:tc>
+        <w:tc>
+          <w:tcPr>
+            <w:tcW w:type="dxa" w:w="2493"/>
+          </w:tcPr>
+          <w:p>
+            <w:pPr>
+              <w:spacing w:after="20"/>
+            </w:pPr>
+            <w:r>
+              <w:rPr>
+                <w:sz w:val="18"/>
+              </w:rPr>
+            </w:r>
+            <w:r>
+              <w:rPr>
+                <w:sz w:val="18"/>
+              </w:rPr>
+              <w:t>Аудит изменений групп, членств и прав</w:t>
+            </w:r>
+          </w:p>
+        </w:tc>
+        <w:tc>
+          <w:tcPr>
+            <w:tcW w:type="dxa" w:w="2493"/>
+          </w:tcPr>
+          <w:p>
+            <w:pPr>
+              <w:spacing w:after="20"/>
+            </w:pPr>
+            <w:r>
+              <w:rPr>
+                <w:sz w:val="18"/>
+              </w:rPr>
+            </w:r>
+            <w:r>
+              <w:rPr>
+                <w:sz w:val="18"/>
+              </w:rPr>
+              <w:t>Новое</w:t>
+            </w:r>
+          </w:p>
+        </w:tc>
+        <w:tc>
+          <w:tcPr>
+            <w:tcW w:type="dxa" w:w="2493"/>
+          </w:tcPr>
+          <w:p>
+            <w:pPr>
+              <w:spacing w:after="20"/>
+            </w:pPr>
+            <w:r>
+              <w:rPr>
+                <w:sz w:val="18"/>
+              </w:rPr>
+            </w:r>
+            <w:r>
+              <w:rPr>
+                <w:sz w:val="18"/>
+              </w:rPr>
+              <w:t>P0</w:t>
+            </w:r>
+          </w:p>
+        </w:tc>
+      </w:tr>
+      <w:tr>
+        <w:tc>
+          <w:tcPr>
+            <w:tcW w:type="dxa" w:w="2493"/>
+          </w:tcPr>
+          <w:p>
+            <w:pPr>
+              <w:spacing w:after="20"/>
+            </w:pPr>
+            <w:r>
+              <w:rPr>
+                <w:sz w:val="18"/>
+              </w:rPr>
+            </w:r>
+            <w:r>
+              <w:rPr>
+                <w:sz w:val="18"/>
+              </w:rPr>
+              <w:t>GB-10</w:t>
+            </w:r>
+          </w:p>
+        </w:tc>
+        <w:tc>
+          <w:tcPr>
+            <w:tcW w:type="dxa" w:w="2493"/>
+          </w:tcPr>
+          <w:p>
+            <w:pPr>
+              <w:spacing w:after="20"/>
+            </w:pPr>
+            <w:r>
+              <w:rPr>
+                <w:sz w:val="18"/>
+              </w:rPr>
+            </w:r>
+            <w:r>
+              <w:rPr>
+                <w:sz w:val="18"/>
+              </w:rPr>
+              <w:t xml:space="preserve">API </w:t>
+            </w:r>
+            <w:r>
+              <w:rPr>
+                <w:rFonts w:ascii="Consolas" w:hAnsi="Consolas"/>
+                <w:sz w:val="18"/>
+              </w:rPr>
+              <w:t>/me/permissions</w:t>
+            </w:r>
+            <w:r>
+              <w:rPr>
+                <w:sz w:val="18"/>
+              </w:rPr>
+              <w:t xml:space="preserve"> для клиентов</w:t>
+            </w:r>
+          </w:p>
+        </w:tc>
+        <w:tc>
+          <w:tcPr>
+            <w:tcW w:type="dxa" w:w="2493"/>
+          </w:tcPr>
+          <w:p>
+            <w:pPr>
+              <w:spacing w:after="20"/>
+            </w:pPr>
+            <w:r>
+              <w:rPr>
+                <w:sz w:val="18"/>
+              </w:rPr>
+            </w:r>
+            <w:r>
+              <w:rPr>
+                <w:sz w:val="18"/>
+              </w:rPr>
+              <w:t>Новое</w:t>
+            </w:r>
+          </w:p>
+        </w:tc>
+        <w:tc>
+          <w:tcPr>
+            <w:tcW w:type="dxa" w:w="2493"/>
+          </w:tcPr>
+          <w:p>
+            <w:pPr>
+              <w:spacing w:after="20"/>
+            </w:pPr>
+            <w:r>
+              <w:rPr>
+                <w:sz w:val="18"/>
+              </w:rPr>
+            </w:r>
+            <w:r>
+              <w:rPr>
+                <w:sz w:val="18"/>
+              </w:rPr>
+              <w:t>P0</w:t>
+            </w:r>
+          </w:p>
+        </w:tc>
+      </w:tr>
+    </w:tbl>
+    <w:p/>
+    <w:p>
+      <w:pPr>
+        <w:pStyle w:val="Heading3"/>
+      </w:pPr>
+      <w:r>
+        <w:t>11.2. Сервисы и видимость</w:t>
+      </w:r>
+    </w:p>
+    <w:tbl>
+      <w:tblPr>
+        <w:tblStyle w:val="TableGrid"/>
+        <w:tblW w:type="auto" w:w="0"/>
+        <w:jc w:val="center"/>
+        <w:tblLook w:firstColumn="1" w:firstRow="1" w:lastColumn="0" w:lastRow="0" w:noHBand="0" w:noVBand="1" w:val="04A0"/>
+      </w:tblPr>
+      <w:tblGrid>
+        <w:gridCol w:w="2493"/>
+        <w:gridCol w:w="2493"/>
+        <w:gridCol w:w="2493"/>
+        <w:gridCol w:w="2493"/>
+      </w:tblGrid>
+      <w:tr>
+        <w:tc>
+          <w:tcPr>
+            <w:tcW w:type="dxa" w:w="2493"/>
+            <w:shd w:val="clear" w:color="auto" w:fill="E8EEF5"/>
+          </w:tcPr>
+          <w:p>
+            <w:pPr>
+              <w:spacing w:after="20"/>
+            </w:pPr>
+            <w:r>
+              <w:rPr>
+                <w:b/>
+                <w:sz w:val="18"/>
+              </w:rPr>
+            </w:r>
+            <w:r>
+              <w:rPr>
+                <w:b/>
+                <w:sz w:val="18"/>
+              </w:rPr>
+              <w:t>ID</w:t>
+            </w:r>
+          </w:p>
+        </w:tc>
+        <w:tc>
+          <w:tcPr>
+            <w:tcW w:type="dxa" w:w="2493"/>
+            <w:shd w:val="clear" w:color="auto" w:fill="E8EEF5"/>
+          </w:tcPr>
+          <w:p>
+            <w:pPr>
+              <w:spacing w:after="20"/>
+            </w:pPr>
+            <w:r>
+              <w:rPr>
+                <w:b/>
+                <w:sz w:val="18"/>
+              </w:rPr>
+            </w:r>
+            <w:r>
+              <w:rPr>
+                <w:b/>
+                <w:sz w:val="18"/>
+              </w:rPr>
+              <w:t>Требование</w:t>
+            </w:r>
+          </w:p>
+        </w:tc>
+        <w:tc>
+          <w:tcPr>
+            <w:tcW w:type="dxa" w:w="2493"/>
+            <w:shd w:val="clear" w:color="auto" w:fill="E8EEF5"/>
+          </w:tcPr>
+          <w:p>
+            <w:pPr>
+              <w:spacing w:after="20"/>
+            </w:pPr>
+            <w:r>
+              <w:rPr>
+                <w:b/>
+                <w:sz w:val="18"/>
+              </w:rPr>
+            </w:r>
+            <w:r>
+              <w:rPr>
+                <w:b/>
+                <w:sz w:val="18"/>
+              </w:rPr>
+              <w:t>Статус</w:t>
+            </w:r>
+          </w:p>
+        </w:tc>
+        <w:tc>
+          <w:tcPr>
+            <w:tcW w:type="dxa" w:w="2493"/>
+            <w:shd w:val="clear" w:color="auto" w:fill="E8EEF5"/>
+          </w:tcPr>
+          <w:p>
+            <w:pPr>
+              <w:spacing w:after="20"/>
+            </w:pPr>
+            <w:r>
+              <w:rPr>
+                <w:b/>
+                <w:sz w:val="18"/>
+              </w:rPr>
+            </w:r>
+            <w:r>
+              <w:rPr>
+                <w:b/>
+                <w:sz w:val="18"/>
+              </w:rPr>
+              <w:t>Приоритет</w:t>
+            </w:r>
+          </w:p>
+        </w:tc>
+      </w:tr>
+      <w:tr>
+        <w:tc>
+          <w:tcPr>
+            <w:tcW w:type="dxa" w:w="2493"/>
+          </w:tcPr>
+          <w:p>
+            <w:pPr>
+              <w:spacing w:after="20"/>
+            </w:pPr>
+            <w:r>
+              <w:rPr>
+                <w:sz w:val="18"/>
+              </w:rPr>
+            </w:r>
+            <w:r>
+              <w:rPr>
+                <w:sz w:val="18"/>
+              </w:rPr>
+              <w:t>SV-01</w:t>
+            </w:r>
+          </w:p>
+        </w:tc>
+        <w:tc>
+          <w:tcPr>
+            <w:tcW w:type="dxa" w:w="2493"/>
+          </w:tcPr>
+          <w:p>
+            <w:pPr>
+              <w:spacing w:after="20"/>
+            </w:pPr>
+            <w:r>
+              <w:rPr>
+                <w:sz w:val="18"/>
+              </w:rPr>
+            </w:r>
+            <w:r>
+              <w:rPr>
+                <w:sz w:val="18"/>
+              </w:rPr>
+              <w:t>Реестр микросервисов с манифестами</w:t>
+            </w:r>
+          </w:p>
+        </w:tc>
+        <w:tc>
+          <w:tcPr>
+            <w:tcW w:type="dxa" w:w="2493"/>
+          </w:tcPr>
+          <w:p>
+            <w:pPr>
+              <w:spacing w:after="20"/>
+            </w:pPr>
+            <w:r>
+              <w:rPr>
+                <w:sz w:val="18"/>
+              </w:rPr>
+            </w:r>
+            <w:r>
+              <w:rPr>
+                <w:sz w:val="18"/>
+              </w:rPr>
+              <w:t>Новое</w:t>
+            </w:r>
+          </w:p>
+        </w:tc>
+        <w:tc>
+          <w:tcPr>
+            <w:tcW w:type="dxa" w:w="2493"/>
+          </w:tcPr>
+          <w:p>
+            <w:pPr>
+              <w:spacing w:after="20"/>
+            </w:pPr>
+            <w:r>
+              <w:rPr>
+                <w:sz w:val="18"/>
+              </w:rPr>
+            </w:r>
+            <w:r>
+              <w:rPr>
+                <w:sz w:val="18"/>
+              </w:rPr>
+              <w:t>P0</w:t>
+            </w:r>
+          </w:p>
+        </w:tc>
+      </w:tr>
+      <w:tr>
+        <w:tc>
+          <w:tcPr>
+            <w:tcW w:type="dxa" w:w="2493"/>
+          </w:tcPr>
+          <w:p>
+            <w:pPr>
+              <w:spacing w:after="20"/>
+            </w:pPr>
+            <w:r>
+              <w:rPr>
+                <w:sz w:val="18"/>
+              </w:rPr>
+            </w:r>
+            <w:r>
+              <w:rPr>
+                <w:sz w:val="18"/>
+              </w:rPr>
+              <w:t>SV-02</w:t>
+            </w:r>
+          </w:p>
+        </w:tc>
+        <w:tc>
+          <w:tcPr>
+            <w:tcW w:type="dxa" w:w="2493"/>
+          </w:tcPr>
+          <w:p>
+            <w:pPr>
+              <w:spacing w:after="20"/>
+            </w:pPr>
+            <w:r>
+              <w:rPr>
+                <w:sz w:val="18"/>
+              </w:rPr>
+            </w:r>
+            <w:r>
+              <w:rPr>
+                <w:sz w:val="18"/>
+              </w:rPr>
+              <w:t>Независимый запуск сервиса</w:t>
+            </w:r>
+          </w:p>
+        </w:tc>
+        <w:tc>
+          <w:tcPr>
+            <w:tcW w:type="dxa" w:w="2493"/>
+          </w:tcPr>
+          <w:p>
+            <w:pPr>
+              <w:spacing w:after="20"/>
+            </w:pPr>
+            <w:r>
+              <w:rPr>
+                <w:sz w:val="18"/>
+              </w:rPr>
+            </w:r>
+            <w:r>
+              <w:rPr>
+                <w:sz w:val="18"/>
+              </w:rPr>
+              <w:t>Новое</w:t>
+            </w:r>
+          </w:p>
+        </w:tc>
+        <w:tc>
+          <w:tcPr>
+            <w:tcW w:type="dxa" w:w="2493"/>
+          </w:tcPr>
+          <w:p>
+            <w:pPr>
+              <w:spacing w:after="20"/>
+            </w:pPr>
+            <w:r>
+              <w:rPr>
+                <w:sz w:val="18"/>
+              </w:rPr>
+            </w:r>
+            <w:r>
+              <w:rPr>
+                <w:sz w:val="18"/>
+              </w:rPr>
+              <w:t>P0</w:t>
+            </w:r>
+          </w:p>
+        </w:tc>
+      </w:tr>
+      <w:tr>
+        <w:tc>
+          <w:tcPr>
+            <w:tcW w:type="dxa" w:w="2493"/>
+          </w:tcPr>
+          <w:p>
+            <w:pPr>
+              <w:spacing w:after="20"/>
+            </w:pPr>
+            <w:r>
+              <w:rPr>
+                <w:sz w:val="18"/>
+              </w:rPr>
+            </w:r>
+            <w:r>
+              <w:rPr>
+                <w:sz w:val="18"/>
+              </w:rPr>
+              <w:t>SV-03</w:t>
+            </w:r>
+          </w:p>
+        </w:tc>
+        <w:tc>
+          <w:tcPr>
+            <w:tcW w:type="dxa" w:w="2493"/>
+          </w:tcPr>
+          <w:p>
+            <w:pPr>
+              <w:spacing w:after="20"/>
+            </w:pPr>
+            <w:r>
+              <w:rPr>
+                <w:sz w:val="18"/>
+              </w:rPr>
+            </w:r>
+            <w:r>
+              <w:rPr>
+                <w:sz w:val="18"/>
+              </w:rPr>
+              <w:t>Включение/отключение сервиса на любой области</w:t>
+            </w:r>
+          </w:p>
+        </w:tc>
+        <w:tc>
+          <w:tcPr>
+            <w:tcW w:type="dxa" w:w="2493"/>
+          </w:tcPr>
+          <w:p>
+            <w:pPr>
+              <w:spacing w:after="20"/>
+            </w:pPr>
+            <w:r>
+              <w:rPr>
+                <w:sz w:val="18"/>
+              </w:rPr>
+            </w:r>
+            <w:r>
+              <w:rPr>
+                <w:sz w:val="18"/>
+              </w:rPr>
+              <w:t>Новое</w:t>
+            </w:r>
+          </w:p>
+        </w:tc>
+        <w:tc>
+          <w:tcPr>
+            <w:tcW w:type="dxa" w:w="2493"/>
+          </w:tcPr>
+          <w:p>
+            <w:pPr>
+              <w:spacing w:after="20"/>
+            </w:pPr>
+            <w:r>
+              <w:rPr>
+                <w:sz w:val="18"/>
+              </w:rPr>
+            </w:r>
+            <w:r>
+              <w:rPr>
+                <w:sz w:val="18"/>
+              </w:rPr>
+              <w:t>P0</w:t>
+            </w:r>
+          </w:p>
+        </w:tc>
+      </w:tr>
+      <w:tr>
+        <w:tc>
+          <w:tcPr>
+            <w:tcW w:type="dxa" w:w="2493"/>
+          </w:tcPr>
+          <w:p>
+            <w:pPr>
+              <w:spacing w:after="20"/>
+            </w:pPr>
+            <w:r>
+              <w:rPr>
+                <w:sz w:val="18"/>
+              </w:rPr>
+            </w:r>
+            <w:r>
+              <w:rPr>
+                <w:sz w:val="18"/>
+              </w:rPr>
+              <w:t>SV-04</w:t>
+            </w:r>
+          </w:p>
+        </w:tc>
+        <w:tc>
+          <w:tcPr>
+            <w:tcW w:type="dxa" w:w="2493"/>
+          </w:tcPr>
+          <w:p>
+            <w:pPr>
+              <w:spacing w:after="20"/>
+            </w:pPr>
+            <w:r>
+              <w:rPr>
+                <w:sz w:val="18"/>
+              </w:rPr>
+            </w:r>
+            <w:r>
+              <w:rPr>
+                <w:sz w:val="18"/>
+              </w:rPr>
+              <w:t>Ядровые сервисы нельзя отключить</w:t>
+            </w:r>
+          </w:p>
+        </w:tc>
+        <w:tc>
+          <w:tcPr>
+            <w:tcW w:type="dxa" w:w="2493"/>
+          </w:tcPr>
+          <w:p>
+            <w:pPr>
+              <w:spacing w:after="20"/>
+            </w:pPr>
+            <w:r>
+              <w:rPr>
+                <w:sz w:val="18"/>
+              </w:rPr>
+            </w:r>
+            <w:r>
+              <w:rPr>
+                <w:sz w:val="18"/>
+              </w:rPr>
+              <w:t>Новое</w:t>
+            </w:r>
+          </w:p>
+        </w:tc>
+        <w:tc>
+          <w:tcPr>
+            <w:tcW w:type="dxa" w:w="2493"/>
+          </w:tcPr>
+          <w:p>
+            <w:pPr>
+              <w:spacing w:after="20"/>
+            </w:pPr>
+            <w:r>
+              <w:rPr>
+                <w:sz w:val="18"/>
+              </w:rPr>
+            </w:r>
+            <w:r>
+              <w:rPr>
+                <w:sz w:val="18"/>
+              </w:rPr>
+              <w:t>P0</w:t>
+            </w:r>
+          </w:p>
+        </w:tc>
+      </w:tr>
+      <w:tr>
+        <w:tc>
+          <w:tcPr>
+            <w:tcW w:type="dxa" w:w="2493"/>
+          </w:tcPr>
+          <w:p>
+            <w:pPr>
+              <w:spacing w:after="20"/>
+            </w:pPr>
+            <w:r>
+              <w:rPr>
+                <w:sz w:val="18"/>
+              </w:rPr>
+            </w:r>
+            <w:r>
+              <w:rPr>
+                <w:sz w:val="18"/>
+              </w:rPr>
+              <w:t>SV-05</w:t>
+            </w:r>
+          </w:p>
+        </w:tc>
+        <w:tc>
+          <w:tcPr>
+            <w:tcW w:type="dxa" w:w="2493"/>
+          </w:tcPr>
+          <w:p>
+            <w:pPr>
+              <w:spacing w:after="20"/>
+            </w:pPr>
+            <w:r>
+              <w:rPr>
+                <w:sz w:val="18"/>
+              </w:rPr>
+            </w:r>
+            <w:r>
+              <w:rPr>
+                <w:sz w:val="18"/>
+              </w:rPr>
+              <w:t>Наиболее конкретная активация побеждает</w:t>
+            </w:r>
+          </w:p>
+        </w:tc>
+        <w:tc>
+          <w:tcPr>
+            <w:tcW w:type="dxa" w:w="2493"/>
+          </w:tcPr>
+          <w:p>
+            <w:pPr>
+              <w:spacing w:after="20"/>
+            </w:pPr>
+            <w:r>
+              <w:rPr>
+                <w:sz w:val="18"/>
+              </w:rPr>
+            </w:r>
+            <w:r>
+              <w:rPr>
+                <w:sz w:val="18"/>
+              </w:rPr>
+              <w:t>Новое</w:t>
+            </w:r>
+          </w:p>
+        </w:tc>
+        <w:tc>
+          <w:tcPr>
+            <w:tcW w:type="dxa" w:w="2493"/>
+          </w:tcPr>
+          <w:p>
+            <w:pPr>
+              <w:spacing w:after="20"/>
+            </w:pPr>
+            <w:r>
+              <w:rPr>
+                <w:sz w:val="18"/>
+              </w:rPr>
+            </w:r>
+            <w:r>
+              <w:rPr>
+                <w:sz w:val="18"/>
+              </w:rPr>
+              <w:t>P0</w:t>
+            </w:r>
+          </w:p>
+        </w:tc>
+      </w:tr>
+      <w:tr>
+        <w:tc>
+          <w:tcPr>
+            <w:tcW w:type="dxa" w:w="2493"/>
+          </w:tcPr>
+          <w:p>
+            <w:pPr>
+              <w:spacing w:after="20"/>
+            </w:pPr>
+            <w:r>
+              <w:rPr>
+                <w:sz w:val="18"/>
+              </w:rPr>
+            </w:r>
+            <w:r>
+              <w:rPr>
+                <w:sz w:val="18"/>
+              </w:rPr>
+              <w:t>SV-06</w:t>
+            </w:r>
+          </w:p>
+        </w:tc>
+        <w:tc>
+          <w:tcPr>
+            <w:tcW w:type="dxa" w:w="2493"/>
+          </w:tcPr>
+          <w:p>
+            <w:pPr>
+              <w:spacing w:after="20"/>
+            </w:pPr>
+            <w:r>
+              <w:rPr>
+                <w:sz w:val="18"/>
+              </w:rPr>
+            </w:r>
+            <w:r>
+              <w:rPr>
+                <w:sz w:val="18"/>
+              </w:rPr>
+              <w:t xml:space="preserve">API </w:t>
+            </w:r>
+            <w:r>
+              <w:rPr>
+                <w:rFonts w:ascii="Consolas" w:hAnsi="Consolas"/>
+                <w:sz w:val="18"/>
+              </w:rPr>
+              <w:t>/me/services</w:t>
+            </w:r>
+            <w:r>
+              <w:rPr>
+                <w:sz w:val="18"/>
+              </w:rPr>
+              <w:t xml:space="preserve"> для навигации клиентов</w:t>
+            </w:r>
+          </w:p>
+        </w:tc>
+        <w:tc>
+          <w:tcPr>
+            <w:tcW w:type="dxa" w:w="2493"/>
+          </w:tcPr>
+          <w:p>
+            <w:pPr>
+              <w:spacing w:after="20"/>
+            </w:pPr>
+            <w:r>
+              <w:rPr>
+                <w:sz w:val="18"/>
+              </w:rPr>
+            </w:r>
+            <w:r>
+              <w:rPr>
+                <w:sz w:val="18"/>
+              </w:rPr>
+              <w:t>Новое</w:t>
+            </w:r>
+          </w:p>
+        </w:tc>
+        <w:tc>
+          <w:tcPr>
+            <w:tcW w:type="dxa" w:w="2493"/>
+          </w:tcPr>
+          <w:p>
+            <w:pPr>
+              <w:spacing w:after="20"/>
+            </w:pPr>
+            <w:r>
+              <w:rPr>
+                <w:sz w:val="18"/>
+              </w:rPr>
+            </w:r>
+            <w:r>
+              <w:rPr>
+                <w:sz w:val="18"/>
+              </w:rPr>
+              <w:t>P0</w:t>
+            </w:r>
+          </w:p>
+        </w:tc>
+      </w:tr>
+      <w:tr>
+        <w:tc>
+          <w:tcPr>
+            <w:tcW w:type="dxa" w:w="2493"/>
+          </w:tcPr>
+          <w:p>
+            <w:pPr>
+              <w:spacing w:after="20"/>
+            </w:pPr>
+            <w:r>
+              <w:rPr>
+                <w:sz w:val="18"/>
+              </w:rPr>
+            </w:r>
+            <w:r>
+              <w:rPr>
+                <w:sz w:val="18"/>
+              </w:rPr>
+              <w:t>SV-07</w:t>
+            </w:r>
+          </w:p>
+        </w:tc>
+        <w:tc>
+          <w:tcPr>
+            <w:tcW w:type="dxa" w:w="2493"/>
+          </w:tcPr>
+          <w:p>
+            <w:pPr>
+              <w:spacing w:after="20"/>
+            </w:pPr>
+            <w:r>
+              <w:rPr>
+                <w:sz w:val="18"/>
+              </w:rPr>
+            </w:r>
+            <w:r>
+              <w:rPr>
+                <w:sz w:val="18"/>
+              </w:rPr>
+              <w:t>Параметры сервиса per-scope (config)</w:t>
+            </w:r>
+          </w:p>
+        </w:tc>
+        <w:tc>
+          <w:tcPr>
+            <w:tcW w:type="dxa" w:w="2493"/>
+          </w:tcPr>
+          <w:p>
+            <w:pPr>
+              <w:spacing w:after="20"/>
+            </w:pPr>
+            <w:r>
+              <w:rPr>
+                <w:sz w:val="18"/>
+              </w:rPr>
+            </w:r>
+            <w:r>
+              <w:rPr>
+                <w:sz w:val="18"/>
+              </w:rPr>
+              <w:t>Новое</w:t>
+            </w:r>
+          </w:p>
+        </w:tc>
+        <w:tc>
+          <w:tcPr>
+            <w:tcW w:type="dxa" w:w="2493"/>
+          </w:tcPr>
+          <w:p>
+            <w:pPr>
+              <w:spacing w:after="20"/>
+            </w:pPr>
+            <w:r>
+              <w:rPr>
+                <w:sz w:val="18"/>
+              </w:rPr>
+            </w:r>
+            <w:r>
+              <w:rPr>
+                <w:sz w:val="18"/>
+              </w:rPr>
+              <w:t>P1</w:t>
+            </w:r>
+          </w:p>
+        </w:tc>
+      </w:tr>
+      <w:tr>
+        <w:tc>
+          <w:tcPr>
+            <w:tcW w:type="dxa" w:w="2493"/>
+          </w:tcPr>
+          <w:p>
+            <w:pPr>
+              <w:spacing w:after="20"/>
+            </w:pPr>
+            <w:r>
+              <w:rPr>
+                <w:sz w:val="18"/>
+              </w:rPr>
+            </w:r>
+            <w:r>
+              <w:rPr>
+                <w:sz w:val="18"/>
+              </w:rPr>
+              <w:t>SV-08</w:t>
+            </w:r>
+          </w:p>
+        </w:tc>
+        <w:tc>
+          <w:tcPr>
+            <w:tcW w:type="dxa" w:w="2493"/>
+          </w:tcPr>
+          <w:p>
+            <w:pPr>
+              <w:spacing w:after="20"/>
+            </w:pPr>
+            <w:r>
+              <w:rPr>
+                <w:sz w:val="18"/>
+              </w:rPr>
+            </w:r>
+            <w:r>
+              <w:rPr>
+                <w:sz w:val="18"/>
+              </w:rPr>
+              <w:t>Аудит изменения активаций</w:t>
+            </w:r>
+          </w:p>
+        </w:tc>
+        <w:tc>
+          <w:tcPr>
+            <w:tcW w:type="dxa" w:w="2493"/>
+          </w:tcPr>
+          <w:p>
+            <w:pPr>
+              <w:spacing w:after="20"/>
+            </w:pPr>
+            <w:r>
+              <w:rPr>
+                <w:sz w:val="18"/>
+              </w:rPr>
+            </w:r>
+            <w:r>
+              <w:rPr>
+                <w:sz w:val="18"/>
+              </w:rPr>
+              <w:t>Новое</w:t>
+            </w:r>
+          </w:p>
+        </w:tc>
+        <w:tc>
+          <w:tcPr>
+            <w:tcW w:type="dxa" w:w="2493"/>
+          </w:tcPr>
+          <w:p>
+            <w:pPr>
+              <w:spacing w:after="20"/>
+            </w:pPr>
+            <w:r>
+              <w:rPr>
+                <w:sz w:val="18"/>
+              </w:rPr>
+            </w:r>
+            <w:r>
+              <w:rPr>
+                <w:sz w:val="18"/>
+              </w:rPr>
+              <w:t>P0</w:t>
+            </w:r>
+          </w:p>
+        </w:tc>
+      </w:tr>
+      <w:tr>
+        <w:tc>
+          <w:tcPr>
+            <w:tcW w:type="dxa" w:w="2493"/>
+          </w:tcPr>
+          <w:p>
+            <w:pPr>
+              <w:spacing w:after="20"/>
+            </w:pPr>
+            <w:r>
+              <w:rPr>
+                <w:sz w:val="18"/>
+              </w:rPr>
+            </w:r>
+            <w:r>
+              <w:rPr>
+                <w:sz w:val="18"/>
+              </w:rPr>
+              <w:t>SV-09</w:t>
+            </w:r>
+          </w:p>
+        </w:tc>
+        <w:tc>
+          <w:tcPr>
+            <w:tcW w:type="dxa" w:w="2493"/>
+          </w:tcPr>
+          <w:p>
+            <w:pPr>
+              <w:spacing w:after="20"/>
+            </w:pPr>
+            <w:r>
+              <w:rPr>
+                <w:sz w:val="18"/>
+              </w:rPr>
+            </w:r>
+            <w:r>
+              <w:rPr>
+                <w:sz w:val="18"/>
+              </w:rPr>
+              <w:t>Зависимости сервисов и проверка при включении</w:t>
+            </w:r>
+          </w:p>
+        </w:tc>
+        <w:tc>
+          <w:tcPr>
+            <w:tcW w:type="dxa" w:w="2493"/>
+          </w:tcPr>
+          <w:p>
+            <w:pPr>
+              <w:spacing w:after="20"/>
+            </w:pPr>
+            <w:r>
+              <w:rPr>
+                <w:sz w:val="18"/>
+              </w:rPr>
+            </w:r>
+            <w:r>
+              <w:rPr>
+                <w:sz w:val="18"/>
+              </w:rPr>
+              <w:t>Новое</w:t>
+            </w:r>
+          </w:p>
+        </w:tc>
+        <w:tc>
+          <w:tcPr>
+            <w:tcW w:type="dxa" w:w="2493"/>
+          </w:tcPr>
+          <w:p>
+            <w:pPr>
+              <w:spacing w:after="20"/>
+            </w:pPr>
+            <w:r>
+              <w:rPr>
+                <w:sz w:val="18"/>
+              </w:rPr>
+            </w:r>
+            <w:r>
+              <w:rPr>
+                <w:sz w:val="18"/>
+              </w:rPr>
+              <w:t>P1</w:t>
+            </w:r>
+          </w:p>
+        </w:tc>
+      </w:tr>
+      <w:tr>
+        <w:tc>
+          <w:tcPr>
+            <w:tcW w:type="dxa" w:w="2493"/>
+          </w:tcPr>
+          <w:p>
+            <w:pPr>
+              <w:spacing w:after="20"/>
+            </w:pPr>
+            <w:r>
+              <w:rPr>
+                <w:sz w:val="18"/>
+              </w:rPr>
+            </w:r>
+            <w:r>
+              <w:rPr>
+                <w:sz w:val="18"/>
+              </w:rPr>
+              <w:t>SV-10</w:t>
+            </w:r>
+          </w:p>
+        </w:tc>
+        <w:tc>
+          <w:tcPr>
+            <w:tcW w:type="dxa" w:w="2493"/>
+          </w:tcPr>
+          <w:p>
+            <w:pPr>
+              <w:spacing w:after="20"/>
+            </w:pPr>
+            <w:r>
+              <w:rPr>
+                <w:sz w:val="18"/>
+              </w:rPr>
+            </w:r>
+            <w:r>
+              <w:rPr>
+                <w:sz w:val="18"/>
+              </w:rPr>
+              <w:t>Health/OpenAPI/метрики каждого сервиса</w:t>
+            </w:r>
+          </w:p>
+        </w:tc>
+        <w:tc>
+          <w:tcPr>
+            <w:tcW w:type="dxa" w:w="2493"/>
+          </w:tcPr>
+          <w:p>
+            <w:pPr>
+              <w:spacing w:after="20"/>
+            </w:pPr>
+            <w:r>
+              <w:rPr>
+                <w:sz w:val="18"/>
+              </w:rPr>
+            </w:r>
+            <w:r>
+              <w:rPr>
+                <w:sz w:val="18"/>
+              </w:rPr>
+              <w:t>Новое</w:t>
+            </w:r>
+          </w:p>
+        </w:tc>
+        <w:tc>
+          <w:tcPr>
+            <w:tcW w:type="dxa" w:w="2493"/>
+          </w:tcPr>
+          <w:p>
+            <w:pPr>
+              <w:spacing w:after="20"/>
+            </w:pPr>
+            <w:r>
+              <w:rPr>
+                <w:sz w:val="18"/>
+              </w:rPr>
+            </w:r>
+            <w:r>
+              <w:rPr>
+                <w:sz w:val="18"/>
+              </w:rPr>
+              <w:t>P0</w:t>
+            </w:r>
+          </w:p>
+        </w:tc>
+      </w:tr>
+    </w:tbl>
+    <w:p/>
+    <w:p>
+      <w:pPr>
+        <w:pStyle w:val="Heading3"/>
+      </w:pPr>
+      <w:r>
+        <w:t>11.3. Административные уровни</w:t>
+      </w:r>
+    </w:p>
+    <w:tbl>
+      <w:tblPr>
+        <w:tblStyle w:val="TableGrid"/>
+        <w:tblW w:type="auto" w:w="0"/>
+        <w:jc w:val="center"/>
+        <w:tblLook w:firstColumn="1" w:firstRow="1" w:lastColumn="0" w:lastRow="0" w:noHBand="0" w:noVBand="1" w:val="04A0"/>
+      </w:tblPr>
+      <w:tblGrid>
+        <w:gridCol w:w="2493"/>
+        <w:gridCol w:w="2493"/>
+        <w:gridCol w:w="2493"/>
+        <w:gridCol w:w="2493"/>
+      </w:tblGrid>
+      <w:tr>
+        <w:tc>
+          <w:tcPr>
+            <w:tcW w:type="dxa" w:w="2493"/>
+            <w:shd w:val="clear" w:color="auto" w:fill="E8EEF5"/>
+          </w:tcPr>
+          <w:p>
+            <w:pPr>
+              <w:spacing w:after="20"/>
+            </w:pPr>
+            <w:r>
+              <w:rPr>
+                <w:b/>
+                <w:sz w:val="18"/>
+              </w:rPr>
+            </w:r>
+            <w:r>
+              <w:rPr>
+                <w:b/>
+                <w:sz w:val="18"/>
+              </w:rPr>
+              <w:t>ID</w:t>
+            </w:r>
+          </w:p>
+        </w:tc>
+        <w:tc>
+          <w:tcPr>
+            <w:tcW w:type="dxa" w:w="2493"/>
+            <w:shd w:val="clear" w:color="auto" w:fill="E8EEF5"/>
+          </w:tcPr>
+          <w:p>
+            <w:pPr>
+              <w:spacing w:after="20"/>
+            </w:pPr>
+            <w:r>
+              <w:rPr>
+                <w:b/>
+                <w:sz w:val="18"/>
+              </w:rPr>
+            </w:r>
+            <w:r>
+              <w:rPr>
+                <w:b/>
+                <w:sz w:val="18"/>
+              </w:rPr>
+              <w:t>Требование</w:t>
+            </w:r>
+          </w:p>
+        </w:tc>
+        <w:tc>
+          <w:tcPr>
+            <w:tcW w:type="dxa" w:w="2493"/>
+            <w:shd w:val="clear" w:color="auto" w:fill="E8EEF5"/>
+          </w:tcPr>
+          <w:p>
+            <w:pPr>
+              <w:spacing w:after="20"/>
+            </w:pPr>
+            <w:r>
+              <w:rPr>
+                <w:b/>
+                <w:sz w:val="18"/>
+              </w:rPr>
+            </w:r>
+            <w:r>
+              <w:rPr>
+                <w:b/>
+                <w:sz w:val="18"/>
+              </w:rPr>
+              <w:t>Статус</w:t>
+            </w:r>
+          </w:p>
+        </w:tc>
+        <w:tc>
+          <w:tcPr>
+            <w:tcW w:type="dxa" w:w="2493"/>
+            <w:shd w:val="clear" w:color="auto" w:fill="E8EEF5"/>
+          </w:tcPr>
+          <w:p>
+            <w:pPr>
+              <w:spacing w:after="20"/>
+            </w:pPr>
+            <w:r>
+              <w:rPr>
+                <w:b/>
+                <w:sz w:val="18"/>
+              </w:rPr>
+            </w:r>
+            <w:r>
+              <w:rPr>
+                <w:b/>
+                <w:sz w:val="18"/>
+              </w:rPr>
+              <w:t>Приоритет</w:t>
+            </w:r>
+          </w:p>
+        </w:tc>
+      </w:tr>
+      <w:tr>
+        <w:tc>
+          <w:tcPr>
+            <w:tcW w:type="dxa" w:w="2493"/>
+          </w:tcPr>
+          <w:p>
+            <w:pPr>
+              <w:spacing w:after="20"/>
+            </w:pPr>
+            <w:r>
+              <w:rPr>
+                <w:sz w:val="18"/>
+              </w:rPr>
+            </w:r>
+            <w:r>
+              <w:rPr>
+                <w:sz w:val="18"/>
+              </w:rPr>
+              <w:t>AD-10</w:t>
+            </w:r>
+          </w:p>
+        </w:tc>
+        <w:tc>
+          <w:tcPr>
+            <w:tcW w:type="dxa" w:w="2493"/>
+          </w:tcPr>
+          <w:p>
+            <w:pPr>
+              <w:spacing w:after="20"/>
+            </w:pPr>
+            <w:r>
+              <w:rPr>
+                <w:sz w:val="18"/>
+              </w:rPr>
+            </w:r>
+            <w:r>
+              <w:rPr>
+                <w:sz w:val="18"/>
+              </w:rPr>
+              <w:t>Республиканская панель: все области и сервисы</w:t>
+            </w:r>
+          </w:p>
+        </w:tc>
+        <w:tc>
+          <w:tcPr>
+            <w:tcW w:type="dxa" w:w="2493"/>
+          </w:tcPr>
+          <w:p>
+            <w:pPr>
+              <w:spacing w:after="20"/>
+            </w:pPr>
+            <w:r>
+              <w:rPr>
+                <w:sz w:val="18"/>
+              </w:rPr>
+            </w:r>
+            <w:r>
+              <w:rPr>
+                <w:sz w:val="18"/>
+              </w:rPr>
+              <w:t>Новое</w:t>
+            </w:r>
+          </w:p>
+        </w:tc>
+        <w:tc>
+          <w:tcPr>
+            <w:tcW w:type="dxa" w:w="2493"/>
+          </w:tcPr>
+          <w:p>
+            <w:pPr>
+              <w:spacing w:after="20"/>
+            </w:pPr>
+            <w:r>
+              <w:rPr>
+                <w:sz w:val="18"/>
+              </w:rPr>
+            </w:r>
+            <w:r>
+              <w:rPr>
+                <w:sz w:val="18"/>
+              </w:rPr>
+              <w:t>P1</w:t>
+            </w:r>
+          </w:p>
+        </w:tc>
+      </w:tr>
+      <w:tr>
+        <w:tc>
+          <w:tcPr>
+            <w:tcW w:type="dxa" w:w="2493"/>
+          </w:tcPr>
+          <w:p>
+            <w:pPr>
+              <w:spacing w:after="20"/>
+            </w:pPr>
+            <w:r>
+              <w:rPr>
+                <w:sz w:val="18"/>
+              </w:rPr>
+            </w:r>
+            <w:r>
+              <w:rPr>
+                <w:sz w:val="18"/>
+              </w:rPr>
+              <w:t>AD-11</w:t>
+            </w:r>
+          </w:p>
+        </w:tc>
+        <w:tc>
+          <w:tcPr>
+            <w:tcW w:type="dxa" w:w="2493"/>
+          </w:tcPr>
+          <w:p>
+            <w:pPr>
+              <w:spacing w:after="20"/>
+            </w:pPr>
+            <w:r>
+              <w:rPr>
+                <w:sz w:val="18"/>
+              </w:rPr>
+            </w:r>
+            <w:r>
+              <w:rPr>
+                <w:sz w:val="18"/>
+              </w:rPr>
+              <w:t>Областная панель: свои города и школы</w:t>
+            </w:r>
+          </w:p>
+        </w:tc>
+        <w:tc>
+          <w:tcPr>
+            <w:tcW w:type="dxa" w:w="2493"/>
+          </w:tcPr>
+          <w:p>
+            <w:pPr>
+              <w:spacing w:after="20"/>
+            </w:pPr>
+            <w:r>
+              <w:rPr>
+                <w:sz w:val="18"/>
+              </w:rPr>
+            </w:r>
+            <w:r>
+              <w:rPr>
+                <w:sz w:val="18"/>
+              </w:rPr>
+              <w:t>Новое</w:t>
+            </w:r>
+          </w:p>
+        </w:tc>
+        <w:tc>
+          <w:tcPr>
+            <w:tcW w:type="dxa" w:w="2493"/>
+          </w:tcPr>
+          <w:p>
+            <w:pPr>
+              <w:spacing w:after="20"/>
+            </w:pPr>
+            <w:r>
+              <w:rPr>
+                <w:sz w:val="18"/>
+              </w:rPr>
+            </w:r>
+            <w:r>
+              <w:rPr>
+                <w:sz w:val="18"/>
+              </w:rPr>
+              <w:t>P1</w:t>
+            </w:r>
+          </w:p>
+        </w:tc>
+      </w:tr>
+      <w:tr>
+        <w:tc>
+          <w:tcPr>
+            <w:tcW w:type="dxa" w:w="2493"/>
+          </w:tcPr>
+          <w:p>
+            <w:pPr>
+              <w:spacing w:after="20"/>
+            </w:pPr>
+            <w:r>
+              <w:rPr>
+                <w:sz w:val="18"/>
+              </w:rPr>
+            </w:r>
+            <w:r>
+              <w:rPr>
+                <w:sz w:val="18"/>
+              </w:rPr>
+              <w:t>AD-12</w:t>
+            </w:r>
+          </w:p>
+        </w:tc>
+        <w:tc>
+          <w:tcPr>
+            <w:tcW w:type="dxa" w:w="2493"/>
+          </w:tcPr>
+          <w:p>
+            <w:pPr>
+              <w:spacing w:after="20"/>
+            </w:pPr>
+            <w:r>
+              <w:rPr>
+                <w:sz w:val="18"/>
+              </w:rPr>
+            </w:r>
+            <w:r>
+              <w:rPr>
+                <w:sz w:val="18"/>
+              </w:rPr>
+              <w:t>Городская панель: свои школы</w:t>
+            </w:r>
+          </w:p>
+        </w:tc>
+        <w:tc>
+          <w:tcPr>
+            <w:tcW w:type="dxa" w:w="2493"/>
+          </w:tcPr>
+          <w:p>
+            <w:pPr>
+              <w:spacing w:after="20"/>
+            </w:pPr>
+            <w:r>
+              <w:rPr>
+                <w:sz w:val="18"/>
+              </w:rPr>
+            </w:r>
+            <w:r>
+              <w:rPr>
+                <w:sz w:val="18"/>
+              </w:rPr>
+              <w:t>Новое</w:t>
+            </w:r>
+          </w:p>
+        </w:tc>
+        <w:tc>
+          <w:tcPr>
+            <w:tcW w:type="dxa" w:w="2493"/>
+          </w:tcPr>
+          <w:p>
+            <w:pPr>
+              <w:spacing w:after="20"/>
+            </w:pPr>
+            <w:r>
+              <w:rPr>
+                <w:sz w:val="18"/>
+              </w:rPr>
+            </w:r>
+            <w:r>
+              <w:rPr>
+                <w:sz w:val="18"/>
+              </w:rPr>
+              <w:t>P1</w:t>
+            </w:r>
+          </w:p>
+        </w:tc>
+      </w:tr>
+      <w:tr>
+        <w:tc>
+          <w:tcPr>
+            <w:tcW w:type="dxa" w:w="2493"/>
+          </w:tcPr>
+          <w:p>
+            <w:pPr>
+              <w:spacing w:after="20"/>
+            </w:pPr>
+            <w:r>
+              <w:rPr>
+                <w:sz w:val="18"/>
+              </w:rPr>
+            </w:r>
+            <w:r>
+              <w:rPr>
+                <w:sz w:val="18"/>
+              </w:rPr>
+              <w:t>AD-13</w:t>
+            </w:r>
+          </w:p>
+        </w:tc>
+        <w:tc>
+          <w:tcPr>
+            <w:tcW w:type="dxa" w:w="2493"/>
+          </w:tcPr>
+          <w:p>
+            <w:pPr>
+              <w:spacing w:after="20"/>
+            </w:pPr>
+            <w:r>
+              <w:rPr>
+                <w:sz w:val="18"/>
+              </w:rPr>
+            </w:r>
+            <w:r>
+              <w:rPr>
+                <w:sz w:val="18"/>
+              </w:rPr>
+              <w:t>Школьная панель: школа и классы</w:t>
+            </w:r>
+          </w:p>
+        </w:tc>
+        <w:tc>
+          <w:tcPr>
+            <w:tcW w:type="dxa" w:w="2493"/>
+          </w:tcPr>
+          <w:p>
+            <w:pPr>
+              <w:spacing w:after="20"/>
+            </w:pPr>
+            <w:r>
+              <w:rPr>
+                <w:sz w:val="18"/>
+              </w:rPr>
+            </w:r>
+            <w:r>
+              <w:rPr>
+                <w:sz w:val="18"/>
+              </w:rPr>
+              <w:t>Новое</w:t>
+            </w:r>
+          </w:p>
+        </w:tc>
+        <w:tc>
+          <w:tcPr>
+            <w:tcW w:type="dxa" w:w="2493"/>
+          </w:tcPr>
+          <w:p>
+            <w:pPr>
+              <w:spacing w:after="20"/>
+            </w:pPr>
+            <w:r>
+              <w:rPr>
+                <w:sz w:val="18"/>
+              </w:rPr>
+            </w:r>
+            <w:r>
+              <w:rPr>
+                <w:sz w:val="18"/>
+              </w:rPr>
+              <w:t>P0</w:t>
+            </w:r>
+          </w:p>
+        </w:tc>
+      </w:tr>
+      <w:tr>
+        <w:tc>
+          <w:tcPr>
+            <w:tcW w:type="dxa" w:w="2493"/>
+          </w:tcPr>
+          <w:p>
+            <w:pPr>
+              <w:spacing w:after="20"/>
+            </w:pPr>
+            <w:r>
+              <w:rPr>
+                <w:sz w:val="18"/>
+              </w:rPr>
+            </w:r>
+            <w:r>
+              <w:rPr>
+                <w:sz w:val="18"/>
+              </w:rPr>
+              <w:t>AD-14</w:t>
+            </w:r>
+          </w:p>
+        </w:tc>
+        <w:tc>
+          <w:tcPr>
+            <w:tcW w:type="dxa" w:w="2493"/>
+          </w:tcPr>
+          <w:p>
+            <w:pPr>
+              <w:spacing w:after="20"/>
+            </w:pPr>
+            <w:r>
+              <w:rPr>
+                <w:sz w:val="18"/>
+              </w:rPr>
+            </w:r>
+            <w:r>
+              <w:rPr>
+                <w:sz w:val="18"/>
+              </w:rPr>
+              <w:t>Классная панель: делегированные функции</w:t>
+            </w:r>
+          </w:p>
+        </w:tc>
+        <w:tc>
+          <w:tcPr>
+            <w:tcW w:type="dxa" w:w="2493"/>
+          </w:tcPr>
+          <w:p>
+            <w:pPr>
+              <w:spacing w:after="20"/>
+            </w:pPr>
+            <w:r>
+              <w:rPr>
+                <w:sz w:val="18"/>
+              </w:rPr>
+            </w:r>
+            <w:r>
+              <w:rPr>
+                <w:sz w:val="18"/>
+              </w:rPr>
+              <w:t>Новое</w:t>
+            </w:r>
+          </w:p>
+        </w:tc>
+        <w:tc>
+          <w:tcPr>
+            <w:tcW w:type="dxa" w:w="2493"/>
+          </w:tcPr>
+          <w:p>
+            <w:pPr>
+              <w:spacing w:after="20"/>
+            </w:pPr>
+            <w:r>
+              <w:rPr>
+                <w:sz w:val="18"/>
+              </w:rPr>
+            </w:r>
+            <w:r>
+              <w:rPr>
+                <w:sz w:val="18"/>
+              </w:rPr>
+              <w:t>P2</w:t>
+            </w:r>
+          </w:p>
+        </w:tc>
+      </w:tr>
+    </w:tbl>
+    <w:p/>
     <w:sectPr>
       <w:footerReference w:type="default" r:id="rId9"/>
       <w:pgSz w:w="12240" w:h="15840"/>
@@ -17527,7 +20074,7 @@
       <w:jc w:val="center"/>
     </w:pPr>
     <w:r>
-      <w:t xml:space="preserve">ЕООП «Школьник» · 0.1 · </w:t>
+      <w:t xml:space="preserve">ЕООП «Школьник» · 0.6 · </w:t>
     </w:r>
     <w:r>
       <w:fldChar w:fldCharType="begin"/>

--- a/docs/word/02-tz/02-funkcionalnye-trebovaniya-po-rolyam.docx
+++ b/docs/word/02-tz/02-funkcionalnye-trebovaniya-po-rolyam.docx
@@ -63,7 +63,7 @@
           </w:tcPr>
           <w:p>
             <w:r>
-              <w:t>0.6</w:t>
+              <w:t>0.7</w:t>
             </w:r>
           </w:p>
         </w:tc>
@@ -20074,7 +20074,7 @@
       <w:jc w:val="center"/>
     </w:pPr>
     <w:r>
-      <w:t xml:space="preserve">ЕООП «Школьник» · 0.6 · </w:t>
+      <w:t xml:space="preserve">ЕООП «Школьник» · 0.7 · </w:t>
     </w:r>
     <w:r>
       <w:fldChar w:fldCharType="begin"/>

--- a/docs/word/02-tz/02-funkcionalnye-trebovaniya-po-rolyam.docx
+++ b/docs/word/02-tz/02-funkcionalnye-trebovaniya-po-rolyam.docx
@@ -63,7 +63,7 @@
           </w:tcPr>
           <w:p>
             <w:r>
-              <w:t>0.7</w:t>
+              <w:t>0.7.1</w:t>
             </w:r>
           </w:p>
         </w:tc>
@@ -20074,7 +20074,7 @@
       <w:jc w:val="center"/>
     </w:pPr>
     <w:r>
-      <w:t xml:space="preserve">ЕООП «Школьник» · 0.7 · </w:t>
+      <w:t xml:space="preserve">ЕООП «Школьник» · 0.7.1 · </w:t>
     </w:r>
     <w:r>
       <w:fldChar w:fldCharType="begin"/>

--- a/docs/word/02-tz/02-funkcionalnye-trebovaniya-po-rolyam.docx
+++ b/docs/word/02-tz/02-funkcionalnye-trebovaniya-po-rolyam.docx
@@ -63,7 +63,7 @@
           </w:tcPr>
           <w:p>
             <w:r>
-              <w:t>0.7.1</w:t>
+              <w:t>0.7.2</w:t>
             </w:r>
           </w:p>
         </w:tc>
@@ -20074,7 +20074,7 @@
       <w:jc w:val="center"/>
     </w:pPr>
     <w:r>
-      <w:t xml:space="preserve">ЕООП «Школьник» · 0.7.1 · </w:t>
+      <w:t xml:space="preserve">ЕООП «Школьник» · 0.7.2 · </w:t>
     </w:r>
     <w:r>
       <w:fldChar w:fldCharType="begin"/>

--- a/docs/word/02-tz/02-funkcionalnye-trebovaniya-po-rolyam.docx
+++ b/docs/word/02-tz/02-funkcionalnye-trebovaniya-po-rolyam.docx
@@ -63,7 +63,7 @@
           </w:tcPr>
           <w:p>
             <w:r>
-              <w:t>0.7.2</w:t>
+              <w:t>0.7.3</w:t>
             </w:r>
           </w:p>
         </w:tc>
@@ -20074,7 +20074,7 @@
       <w:jc w:val="center"/>
     </w:pPr>
     <w:r>
-      <w:t xml:space="preserve">ЕООП «Школьник» · 0.7.2 · </w:t>
+      <w:t xml:space="preserve">ЕООП «Школьник» · 0.7.3 · </w:t>
     </w:r>
     <w:r>
       <w:fldChar w:fldCharType="begin"/>
